--- a/LocalImages/Blair_Page_Work_and_Stability_Pathways_Legislative_Proposal_Revised.docx
+++ b/LocalImages/Blair_Page_Work_and_Stability_Pathways_Legislative_Proposal_Revised.docx
@@ -442,7 +442,85 @@
         <w:pStyle w:val="Heading1"/>
       </w:pPr>
       <w:r>
-        <w:t>9. Proposed legislative language</w:t>
+        <w:t>9. Fiscal test: avoid substituting costly crisis care for housing solutions</w:t>
+      </w:r>
+    </w:p>
+    <w:p>
+      <w:pPr/>
+      <w:r>
+        <w:t>A $45,000 psychiatric-hold figure must not be presented as a typical per-hold cost. A 2026 Peterson–KFF analysis of 2023 commercially insured admissions reported an average total cost of $15,900 for an inpatient mental-health admission. Three such admissions would total $47,700. Separately, a 2025 peer-reviewed analysis estimated direct emergency-department and hospital costs attributable to an involuntary psychiatric detention at approximately $1,663–$4,241 in 2022 dollars under its assumptions. The two figures describe different populations and scopes of service; neither is a universal price for a hold. [1][2]</w:t>
+      </w:r>
+    </w:p>
+    <w:p>
+      <w:pPr/>
+      <w:r>
+        <w:t>Illustrative budget comparison—not a forecast or a proposed clinical restriction: $45,000 could finance 12 months of rental support at $1,500 per month ($18,000), plus $6,000 for deposits, moving and documentation, $8,000 for employment and transportation services, and $5,000 for case coordination, leaving $8,000 for contingencies or other eligible services. Actual program costs, eligibility and permissible funding uses must be locally verified. This example does not imply that a person in psychiatric crisis should be denied medically necessary emergency care.</w:t>
+      </w:r>
+    </w:p>
+    <w:p>
+      <w:pPr/>
+      <w:r>
+        <w:t>Legislative requirement: Before adopting any high-cost intervention as a homelessness strategy, the administering agency shall distinguish (a) clinically necessary care from (b) expenditures intended primarily to resolve housing instability. It shall report the cost of repeated crisis episodes alongside the cost and outcomes of suitable housing, rental prevention, workforce and community-based support options, without conditioning medical treatment on a cheaper alternative.</w:t>
+      </w:r>
+    </w:p>
+    <w:p>
+      <w:pPr>
+        <w:pStyle w:val="Heading1"/>
+      </w:pPr>
+      <w:r>
+        <w:t>10. Evidence that different barriers require different interventions</w:t>
+      </w:r>
+    </w:p>
+    <w:p>
+      <w:pPr/>
+      <w:r>
+        <w:t>Federal materials citing the California Statewide Study of People Experiencing Homelessness report that 89% of respondents identified inability to afford housing as a barrier to exiting homelessness, while 12% cited lost or reduced income as the reason for leaving their last housing and 4% cited their own substance use. These are survey findings for that study, not national causal percentages. [3]</w:t>
+      </w:r>
+    </w:p>
+    <w:p>
+      <w:pPr/>
+      <w:r>
+        <w:t>KFF analysis of HUD’s 2025 point-in-time data reports serious mental illness among about 24% of adults experiencing homelessness and substance-use disorder among about 18%; the categories overlap and the point-in-time measure has limitations. The implication is not that mental-health services are unnecessary, but that automatic clinical assignment would mismatch services for many people. [4]</w:t>
+      </w:r>
+    </w:p>
+    <w:p>
+      <w:pPr/>
+      <w:r>
+        <w:t>A randomized Denver supportive-housing study found increased office-based psychiatric care and fewer emergency-department visits in the intervention group, illustrating that stable housing and clinical treatment can complement each other rather than compete for first place. [5]</w:t>
+      </w:r>
+    </w:p>
+    <w:p>
+      <w:pPr>
+        <w:pStyle w:val="Heading1"/>
+      </w:pPr>
+      <w:r>
+        <w:t>11. Statutory fiscal and civil-rights guardrails</w:t>
+      </w:r>
+    </w:p>
+    <w:p>
+      <w:pPr/>
+      <w:r>
+        <w:t>“An agency shall not classify a person as requiring psychiatric intervention solely because the person lacks housing. Clinical services shall be based on individualized professional assessment and applicable law. No provision of this Act shall restrict emergency evaluation, medically necessary care, disability accommodations, or legally required due process.”</w:t>
+      </w:r>
+    </w:p>
+    <w:p>
+      <w:pPr/>
+      <w:r>
+        <w:t>“The administering agency shall publish, at least annually, separate costs and outcomes for rental assistance, eviction prevention, employment supports, disability supports, voluntary treatment, emergency psychiatric evaluations, and inpatient admissions, where lawful and practicable. Reports shall distinguish billed charges from paid amounts, avoid double counting, and identify whether expenditure comparisons involve equivalent populations and time periods.”</w:t>
+      </w:r>
+    </w:p>
+    <w:p>
+      <w:pPr/>
+      <w:r>
+        <w:t>“Program evaluation shall measure housing stability, income, participant choice, health outcomes and repeat crisis utilization, including adverse outcomes. Cost savings shall not be presumed, and no provider shall be rewarded for denying necessary care or shifting costs to another agency.”</w:t>
+      </w:r>
+    </w:p>
+    <w:p>
+      <w:pPr>
+        <w:pStyle w:val="Heading1"/>
+      </w:pPr>
+      <w:r>
+        <w:t>12. Proposed legislative language</w:t>
       </w:r>
     </w:p>
     <w:p>
@@ -456,7 +534,7 @@
         <w:pStyle w:val="Heading1"/>
       </w:pPr>
       <w:r>
-        <w:t>10. Accountability and evaluation</w:t>
+        <w:t>13. Accountability and evaluation</w:t>
       </w:r>
     </w:p>
     <w:p>
@@ -474,7 +552,7 @@
         <w:pStyle w:val="Heading1"/>
       </w:pPr>
       <w:r>
-        <w:t>11. Funding, implementation, and fiscal controls</w:t>
+        <w:t>14. Funding, implementation, and fiscal controls</w:t>
       </w:r>
     </w:p>
     <w:p>
@@ -492,7 +570,7 @@
         <w:pStyle w:val="Heading1"/>
       </w:pPr>
       <w:r>
-        <w:t>12. Additional statutory direction</w:t>
+        <w:t>15. Additional statutory direction</w:t>
       </w:r>
     </w:p>
     <w:p>
@@ -524,6 +602,46 @@
     <w:p>
       <w:r>
         <w:t>Evidence informing the proposal includes the U.S. Interagency Council on Homelessness, “The Evidence Behind Approaches that Drive an End to Homelessness” (usich.gov); HUD, “Housing First in Permanent Supportive Housing” and related program guidance (hud.gov); and U.S. Department of Labor, Workforce Innovation and Opportunity Act resources (dol.gov/agencies/eta/wioa). These sources support attention to housing stability, individualized services, and employment systems; they do not establish that this proposed pilot is superior. State-specific legal and budget review is required before introduction.</w:t>
+      </w:r>
+    </w:p>
+    <w:p>
+      <w:pPr>
+        <w:spacing w:after="100"/>
+      </w:pPr>
+      <w:r>
+        <w:t>[1] Peterson–KFF Health System Tracker, “Cost and utilization of inpatient mental health and substance use treatment” (2026): https://www.healthsystemtracker.org/brief/cost-and-utilization-of-inpatient-mental-health-and-substance-use-treatment/</w:t>
+      </w:r>
+    </w:p>
+    <w:p>
+      <w:pPr>
+        <w:spacing w:after="100"/>
+      </w:pPr>
+      <w:r>
+        <w:t>[2] Nature Human Behaviour, “Emergency mental health co-responders reduce involuntary psychiatric detentions in the USA” (2025): https://www.nature.com/articles/s41562-025-02339-7</w:t>
+      </w:r>
+    </w:p>
+    <w:p>
+      <w:pPr>
+        <w:spacing w:after="100"/>
+      </w:pPr>
+      <w:r>
+        <w:t>[3] U.S. Interagency Council on Homelessness, “Federal Resources for Addressing the Behavioral Health Needs of People Experiencing or at Risk of Homelessness” (2024): https://www.usich.gov/sites/default/files/document/Federal%20Resources%20for%20Addressing%20the%20Behavioral%20Health%20Needs%20of%20People%20Experiencing%20or%20at%20Risk%20of%20Homelessness.pdf</w:t>
+      </w:r>
+    </w:p>
+    <w:p>
+      <w:pPr>
+        <w:spacing w:after="100"/>
+      </w:pPr>
+      <w:r>
+        <w:t>[4] KFF, “Five Key Facts About People Experiencing Homelessness” (2026): https://www.kff.org/medicaid/five-key-facts-about-people-experiencing-homelessness/</w:t>
+      </w:r>
+    </w:p>
+    <w:p>
+      <w:pPr>
+        <w:spacing w:after="100"/>
+      </w:pPr>
+      <w:r>
+        <w:t>[5] Health Affairs / PubMed, “Housing First Increased Psychiatric Care Office Visits And Prescriptions While Reducing Emergency Visits” (2024): https://pubmed.ncbi.nlm.nih.gov/38266198/</w:t>
       </w:r>
     </w:p>
     <w:sectPr>

--- a/LocalImages/Blair_Page_Work_and_Stability_Pathways_Legislative_Proposal_Revised.docx
+++ b/LocalImages/Blair_Page_Work_and_Stability_Pathways_Legislative_Proposal_Revised.docx
@@ -41,37 +41,29 @@
         <w:pStyle w:val="Heading1"/>
       </w:pPr>
       <w:r>
-        <w:t>1. Legislative findings and purpose</w:t>
+        <w:t>Legislative findings and purpose</w:t>
       </w:r>
     </w:p>
     <w:p>
-      <w:pPr>
-        <w:pStyle w:val="ListBullet"/>
-      </w:pPr>
+      <w:pPr/>
       <w:r>
         <w:t>Homelessness is not a diagnosis or a reliable measure of motivation. It may follow job loss, rent increases, family disruption, illness, disability, or several causes at once.</w:t>
       </w:r>
     </w:p>
     <w:p>
-      <w:pPr>
-        <w:pStyle w:val="ListBullet"/>
-      </w:pPr>
+      <w:pPr/>
       <w:r>
         <w:t>Neither a housing-only approach nor a mandatory-treatment-first approach adequately describes every person’s needs. Housing stability, paid employment, medical care, and behavioral health services may be simultaneous rather than sequential interventions.</w:t>
       </w:r>
     </w:p>
     <w:p>
-      <w:pPr>
-        <w:pStyle w:val="ListBullet"/>
-      </w:pPr>
+      <w:pPr/>
       <w:r>
         <w:t>For work-ready individuals, rapid access to income and housing assistance may prevent prolonged homelessness. For people with disabilities or serious illness, successful stabilization may require income supports, accessible housing, and appropriate care rather than an employment mandate.</w:t>
       </w:r>
     </w:p>
     <w:p>
-      <w:pPr>
-        <w:pStyle w:val="ListBullet"/>
-      </w:pPr>
+      <w:pPr/>
       <w:r>
         <w:t>The purpose of this Act is to reduce repeat homelessness and increase durable stability while protecting civil rights, informed consent, and fair access to services.</w:t>
       </w:r>
@@ -81,7 +73,7 @@
         <w:pStyle w:val="Heading1"/>
       </w:pPr>
       <w:r>
-        <w:t>2. Program design and eligibility</w:t>
+        <w:t>Program design and eligibility</w:t>
       </w:r>
     </w:p>
     <w:p>
@@ -99,7 +91,7 @@
         <w:pStyle w:val="Heading1"/>
       </w:pPr>
       <w:r>
-        <w:t>3. Service standards and proposed timeline</w:t>
+        <w:t>Service standards and proposed timeline</w:t>
       </w:r>
     </w:p>
     <w:tbl>
@@ -317,7 +309,7 @@
         <w:pStyle w:val="Heading1"/>
       </w:pPr>
       <w:r>
-        <w:t>4. Employment and employer partnerships</w:t>
+        <w:t>Employment and employer partnerships</w:t>
       </w:r>
     </w:p>
     <w:p>
@@ -330,37 +322,29 @@
         <w:pStyle w:val="Heading1"/>
       </w:pPr>
       <w:r>
-        <w:t>5. Housing, treatment, and disability safeguards</w:t>
+        <w:t>Housing, treatment, and disability safeguards</w:t>
       </w:r>
     </w:p>
     <w:p>
-      <w:pPr>
-        <w:pStyle w:val="ListBullet"/>
-      </w:pPr>
+      <w:pPr/>
       <w:r>
         <w:t>Maintain emergency shelter and housing navigation without blanket work or sobriety conditions; coordinate rental assistance, landlord mediation, and eviction prevention where available.</w:t>
       </w:r>
     </w:p>
     <w:p>
-      <w:pPr>
-        <w:pStyle w:val="ListBullet"/>
-      </w:pPr>
+      <w:pPr/>
       <w:r>
         <w:t>Offer clinically indicated mental health and substance-use treatment through qualified providers, with informed consent except where existing law authorizes emergency intervention. A relapse alone shall not automatically terminate housing assistance.</w:t>
       </w:r>
     </w:p>
     <w:p>
-      <w:pPr>
-        <w:pStyle w:val="ListBullet"/>
-      </w:pPr>
+      <w:pPr/>
       <w:r>
         <w:t>Provide screening and referral for disability benefits, vocational rehabilitation, accessible housing, and supported decision-making. Disability status or inability to work shall not be treated as program failure.</w:t>
       </w:r>
     </w:p>
     <w:p>
-      <w:pPr>
-        <w:pStyle w:val="ListBullet"/>
-      </w:pPr>
+      <w:pPr/>
       <w:r>
         <w:t>Provide written decisions, reasonable accommodations, language access, grievance procedures, and an independent appeal process for adverse eligibility or service decisions. Protect confidential health and employment data.</w:t>
       </w:r>
@@ -370,7 +354,7 @@
         <w:pStyle w:val="Heading1"/>
       </w:pPr>
       <w:r>
-        <w:t>6. Distinguish housing instability from behavioral-health need</w:t>
+        <w:t>Distinguish housing instability from behavioral-health need</w:t>
       </w:r>
     </w:p>
     <w:p>
@@ -396,7 +380,7 @@
         <w:pStyle w:val="Heading1"/>
       </w:pPr>
       <w:r>
-        <w:t>7. Barrier-specific service matching and spending integrity</w:t>
+        <w:t>Barrier-specific service matching and spending integrity</w:t>
       </w:r>
     </w:p>
     <w:p>
@@ -422,7 +406,7 @@
         <w:pStyle w:val="Heading1"/>
       </w:pPr>
       <w:r>
-        <w:t>8. Safeguards against institutional misclassification</w:t>
+        <w:t>Safeguards against institutional misclassification</w:t>
       </w:r>
     </w:p>
     <w:p>
@@ -442,7 +426,7 @@
         <w:pStyle w:val="Heading1"/>
       </w:pPr>
       <w:r>
-        <w:t>9. Fiscal test: avoid substituting costly crisis care for housing solutions</w:t>
+        <w:t>Fiscal test: avoid substituting costly crisis care for housing solutions</w:t>
       </w:r>
     </w:p>
     <w:p>
@@ -468,7 +452,7 @@
         <w:pStyle w:val="Heading1"/>
       </w:pPr>
       <w:r>
-        <w:t>10. Evidence that different barriers require different interventions</w:t>
+        <w:t>Evidence that different barriers require different interventions</w:t>
       </w:r>
     </w:p>
     <w:p>
@@ -494,7 +478,7 @@
         <w:pStyle w:val="Heading1"/>
       </w:pPr>
       <w:r>
-        <w:t>11. Statutory fiscal and civil-rights guardrails</w:t>
+        <w:t>Statutory fiscal and civil-rights guardrails</w:t>
       </w:r>
     </w:p>
     <w:p>
@@ -520,7 +504,7 @@
         <w:pStyle w:val="Heading1"/>
       </w:pPr>
       <w:r>
-        <w:t>12. Proposed legislative language</w:t>
+        <w:t>Proposed legislative language</w:t>
       </w:r>
     </w:p>
     <w:p>
@@ -534,7 +518,7 @@
         <w:pStyle w:val="Heading1"/>
       </w:pPr>
       <w:r>
-        <w:t>13. Accountability and evaluation</w:t>
+        <w:t>Accountability and evaluation</w:t>
       </w:r>
     </w:p>
     <w:p>
@@ -552,7 +536,7 @@
         <w:pStyle w:val="Heading1"/>
       </w:pPr>
       <w:r>
-        <w:t>14. Funding, implementation, and fiscal controls</w:t>
+        <w:t>Funding, implementation, and fiscal controls</w:t>
       </w:r>
     </w:p>
     <w:p>
@@ -570,7 +554,7 @@
         <w:pStyle w:val="Heading1"/>
       </w:pPr>
       <w:r>
-        <w:t>15. Additional statutory direction</w:t>
+        <w:t>Additional statutory direction</w:t>
       </w:r>
     </w:p>
     <w:p>
@@ -589,6 +573,43 @@
     <w:p>
       <w:r>
         <w:t>Sponsor a bill directing the responsible state agency to develop the demonstration, prepare a formal fiscal note, consult employers, disability advocates, housing providers, clinicians, and people with lived experience of homelessness, and return to the Legislature with implementation rules and an evaluation design. The proposal is intended as a practical alternative to rigid “first” mandates—not as a repeal of evidence-supported housing assistance.</w:t>
+      </w:r>
+    </w:p>
+    <w:p>
+      <w:pPr>
+        <w:pStyle w:val="Heading2"/>
+      </w:pPr>
+      <w:r>
+        <w:t>Historical context: Donald Trump on housing and homelessness (1987)</w:t>
+      </w:r>
+    </w:p>
+    <w:p>
+      <w:pPr/>
+      <w:r>
+        <w:t>In a Phil Donahue interview taped November 30, 1987 and broadcast December 15, 1987, Donald Trump challenged the idea that people without housing should generally be understood as mentally ill. At approximately 36:27–36:49, he said mental illness explained some cases but that many people “just don’t have housing,” and called for government-supported low-, moderate-, and middle-income housing. This is a historical statement, not evidence of his current position or a clinical prevalence estimate. [6]</w:t>
+      </w:r>
+    </w:p>
+    <w:p>
+      <w:pPr/>
+      <w:r>
+        <w:t>At approximately 05:04–05:30, Trump described how government programs had supported his father’s low- and moderate-income housing development. At 19:00–20:34, he argued for means-testing rent protections, while Phil Donahue questioned the administrative burden. These contrasting points underscore a practical legislative design question: assistance should respond to demonstrable need, but eligibility reviews must not become so costly or cumbersome that they defeat the program’s purpose. [6]</w:t>
+      </w:r>
+    </w:p>
+    <w:p>
+      <w:pPr/>
+      <w:r>
+        <w:t>At approximately 36:49–37:35 and 40:27–41:00, Trump argued that housing programs needed public resources and discussed competing federal budget priorities. This proposal does not adopt his historical budget claims as current fiscal evidence; it uses the exchange to frame a measurable question for legislators: how much do crisis services, rental assistance, employment services, and permanent housing cost per person, and which combination improves outcomes over time? [6]</w:t>
+      </w:r>
+    </w:p>
+    <w:p>
+      <w:pPr/>
+      <w:r>
+        <w:t>Timeline relevance: the 1987 interview predates modern Housing First policy debates and the 2026 federal shift. It therefore supplies historical context for distinguishing housing scarcity from psychiatric need, not proof of the effectiveness of any 2026 policy or a substitute for contemporary studies.</w:t>
+      </w:r>
+    </w:p>
+    <w:p>
+      <w:r>
+        <w:t>[6] Roll Call Factba.se, “Phil Donahue Interviews Donald Trump on Donahue,” December 15, 1987, full timestamped transcript: https://rollcall.com/factbase/trump/transcript/donald-trump-interview-phil-donahue-show-december-15-1987/ ; archival video: https://vimeo.com/388909208 .</w:t>
       </w:r>
     </w:p>
     <w:p>
@@ -642,6 +663,177 @@
       </w:pPr>
       <w:r>
         <w:t>[5] Health Affairs / PubMed, “Housing First Increased Psychiatric Care Office Visits And Prescriptions While Reducing Emergency Visits” (2024): https://pubmed.ncbi.nlm.nih.gov/38266198/</w:t>
+      </w:r>
+    </w:p>
+    <w:p>
+      <w:r>
+        <w:br w:type="page"/>
+      </w:r>
+    </w:p>
+    <w:p>
+      <w:pPr>
+        <w:pStyle w:val="Heading1"/>
+      </w:pPr>
+      <w:r>
+        <w:t>Supplemental Legislative Findings: Employment Displacement, Housing Loss, and Family-Based Housing</w:t>
+      </w:r>
+    </w:p>
+    <w:p>
+      <w:r>
+        <w:t>Additional findings and policy considerations | October 25, 2026</w:t>
+      </w:r>
+    </w:p>
+    <w:p>
+      <w:r>
+        <w:t>Employment instability is not evidence of mental illness. A skilled technology worker can lose a position through a layoff, the elimination of a shift, corporate restructuring, automation, or a change in technical requirements. Another worker may leave a position because pay has stagnated, promotion opportunities have closed, or experience is no longer recognized by the employer. Neither situation, by itself, supports a psychiatric classification or a treatment-first referral.</w:t>
+      </w:r>
+    </w:p>
+    <w:p>
+      <w:pPr>
+        <w:pStyle w:val="Heading2"/>
+      </w:pPr>
+      <w:r>
+        <w:t>A 2–5-year employment cycle is not an unusual professional trajectory</w:t>
+      </w:r>
+    </w:p>
+    <w:p>
+      <w:r>
+        <w:t>The Bureau of Labor Statistics reported median tenure of approximately 4.6 years in computer and mathematical occupations in January 2026. This is a tenure measure, not a probability of being laid off. It does, however, caution against interpreting a succession of employers over several years as evidence of instability, misconduct, or inability to work. The technology sector also experienced substantial layoffs in 2025; private layoff trackers reported roughly 127,000 US technology-company job cuts. Such tracker counts are not a probability for an individual employee and may differ by coverage and methodology.</w:t>
+      </w:r>
+    </w:p>
+    <w:p>
+      <w:r>
+        <w:t>For planning discussion only, broad illustrative scenarios have placed any employer change within five years at 50–70%, involuntary job loss at 18–30%, and an exit partly attributable to stalled advancement or compensation at 20–35%. These ranges are NOT official estimates, are not mutually exclusive, and must not be used to establish statutory eligibility or budget forecasts without a validated data model. The observed tenure and displacement statistics are the stronger legislative evidence.</w:t>
+      </w:r>
+    </w:p>
+    <w:p>
+      <w:pPr>
+        <w:pStyle w:val="Heading2"/>
+      </w:pPr>
+      <w:r>
+        <w:t>Job loss can lead to housing displacement without literal street homelessness</w:t>
+      </w:r>
+    </w:p>
+    <w:p>
+      <w:r>
+        <w:t>The progression from employment disruption to housing instability is not binary. A worker may first exhaust savings, miss rent or mortgage payments, accept lower-paying work, move to a less expensive residence, share housing, or temporarily stay with parents, siblings, adult children, friends, or other relatives. The availability of a relative’s spare room can prevent unsheltered homelessness without resolving the underlying loss of independent housing. A worker without that family option may face shelter entry or unsheltered homelessness under otherwise similar financial conditions.</w:t>
+      </w:r>
+    </w:p>
+    <w:p>
+      <w:r>
+        <w:t>Programs should therefore distinguish: (1) retained independent housing; (2) housing-cost burden or arrears; (3) involuntary doubling-up with relatives or friends because of economic hardship; (4) eviction or foreclosure; (5) emergency shelter use; and (6) unsheltered homelessness. These states are not interchangeable. Doubled-up households generally are not counted in HUD point-in-time homelessness counts unless they otherwise meet the applicable definition, even though the living arrangement may be precarious.</w:t>
+      </w:r>
+    </w:p>
+    <w:p>
+      <w:pPr>
+        <w:pStyle w:val="Heading2"/>
+      </w:pPr>
+      <w:r>
+        <w:t>Observed indicators support early economic intervention</w:t>
+      </w:r>
+    </w:p>
+    <w:p>
+      <w:r>
+        <w:t>The Bureau of Labor Statistics worker-displacement survey reported that, among long-tenured workers displaced during 2023–2025, approximately 44.4% lost jobs because a position or shift was abolished, and approximately 32.6% because a plant or company closed or moved. These are shares among displaced workers across industries—not risks among all technology employees. The same survey reported that approximately 66.1% of displaced long-tenured workers were reemployed by January 2026, and that among those reemployed full-time, roughly 49% earned at least as much as before. Reemployment, therefore, does not always restore prior housing affordability.</w:t>
+      </w:r>
+    </w:p>
+    <w:p>
+      <w:r>
+        <w:t>Survey findings cited in 2025 housing-affordability reporting indicate that approximately 23% of US renter households were behind on rent at least once during the year; reported figures were about 17% for renter households earning $50,000–$99,999 and about 5% for those earning $100,000 or more. These figures describe broad renter populations, not the conditional probability that a laid-off technology worker will become homeless. They are included as indicators of exposure to housing-payment stress, not as causal proof.</w:t>
+      </w:r>
+    </w:p>
+    <w:p>
+      <w:pPr>
+        <w:pStyle w:val="Heading2"/>
+      </w:pPr>
+      <w:r>
+        <w:t>A practical financial pathway: from layoff to temporary family residence</w:t>
+      </w:r>
+    </w:p>
+    <w:p>
+      <w:r>
+        <w:t>Consider a qualified systems engineer who loses a $90,000 position during restructuring. If essential household expenses total $3,000 per month, replacement income totals $1,000, and liquid savings are $9,000, the household faces a $2,000 monthly shortfall and approximately 4.5 months of reserves. This is an illustrative arithmetic scenario, not a population average. If comparable employment takes longer to secure, the worker may move in with relatives to avoid eviction, sell a home under pressure, or accept a materially lower salary. A program that records only psychiatric diagnoses or shelter occupancy would overlook the economic sequence that produced the displacement.</w:t>
+      </w:r>
+    </w:p>
+    <w:p>
+      <w:pPr>
+        <w:pStyle w:val="Heading2"/>
+      </w:pPr>
+      <w:r>
+        <w:t>Proposed statutory additions: neutral screening and prevention</w:t>
+      </w:r>
+    </w:p>
+    <w:p>
+      <w:pPr/>
+      <w:r>
+        <w:t>Employment and income screening. At intake, participating agencies shall offer a nonclinical assessment of recent job loss, wage reduction, employer restructuring, prior work history, credentials, local job availability, transportation, childcare, and immediate income-replacement needs.</w:t>
+      </w:r>
+    </w:p>
+    <w:p>
+      <w:pPr/>
+      <w:r>
+        <w:t>Family-hosting and doubled-up housing. Agencies shall separately record applicants temporarily living with relatives or friends due to economic necessity, without automatically equating those circumstances with eligibility for programs legally limited to HUD-defined homelessness. Legislators should authorize appropriate prevention assistance for at-risk doubled-up households under an expressly defined eligibility standard.</w:t>
+      </w:r>
+    </w:p>
+    <w:p>
+      <w:pPr/>
+      <w:r>
+        <w:t>No automatic clinical referral. Loss of employment, job changes, rent arrears, foreclosure risk, or residence with relatives shall not, alone, establish mental illness, addiction, or a requirement for involuntary treatment. Clinical referrals shall follow individualized evidence and applicable law.</w:t>
+      </w:r>
+    </w:p>
+    <w:p>
+      <w:pPr/>
+      <w:r>
+        <w:t>Prevention-first economic tools. Where the assessed barrier is financial, agencies should be authorized to provide time-limited rental arrears assistance, eviction prevention, job placement, wage-replacement navigation, credential recognition, transportation, and childcare assistance, subject to program rules and funding.</w:t>
+      </w:r>
+    </w:p>
+    <w:p>
+      <w:pPr/>
+      <w:r>
+        <w:t>Outcome accountability. Reports shall distinguish job retention, restored earnings, sustained independent housing, prevented eviction, transitions out of involuntary doubled-up arrangements, shelter entry, and clinically indicated treatment. Agencies shall not claim that all avoided shelter entries represent verified savings without a defensible comparison group.</w:t>
+      </w:r>
+    </w:p>
+    <w:p>
+      <w:pPr>
+        <w:pStyle w:val="Heading2"/>
+      </w:pPr>
+      <w:r>
+        <w:t>Sources and verification notes</w:t>
+      </w:r>
+    </w:p>
+    <w:p>
+      <w:pPr/>
+      <w:r>
+        <w:t>US Bureau of Labor Statistics, Employee Tenure Summary (January 2026), Occupational tenure tables: https://www.bls.gov/news.release/tenure.toc.htm</w:t>
+      </w:r>
+    </w:p>
+    <w:p>
+      <w:pPr/>
+      <w:r>
+        <w:t>US Bureau of Labor Statistics, Worker Displacement news release (2026): https://www.bls.gov/news.release/disp.toc.htm</w:t>
+      </w:r>
+    </w:p>
+    <w:p>
+      <w:pPr/>
+      <w:r>
+        <w:t>US Department of Housing and Urban Development, Annual Homeless Assessment Report and definitions: https://www.huduser.gov/portal/datasets/ahar.html</w:t>
+      </w:r>
+    </w:p>
+    <w:p>
+      <w:pPr/>
+      <w:r>
+        <w:t>US Census Bureau, Household Pulse Survey / Household Trends and Outlook Survey, housing payment difficulty: https://www.census.gov/data/experimental-data-products/household-pulse-survey.html</w:t>
+      </w:r>
+    </w:p>
+    <w:p>
+      <w:pPr/>
+      <w:r>
+        <w:t>Private tech layoff trackers such as Crunchbase are secondary indicators; confirm period, geography, and methodology before citing a count in a fiscal note.</w:t>
+      </w:r>
+    </w:p>
+    <w:p>
+      <w:r>
+        <w:t>Legislative evidentiary note: All newly appended figures should be checked against the cited original tables before formal bill introduction. Illustrative percentages and household examples are expressly not population forecasts. This supplement does not alter the text of the preceding proposal.</w:t>
       </w:r>
     </w:p>
     <w:sectPr>

--- a/LocalImages/Blair_Page_Work_and_Stability_Pathways_Legislative_Proposal_Revised.docx
+++ b/LocalImages/Blair_Page_Work_and_Stability_Pathways_Legislative_Proposal_Revised.docx
@@ -836,6 +836,153 @@
         <w:t>Legislative evidentiary note: All newly appended figures should be checked against the cited original tables before formal bill introduction. Illustrative percentages and household examples are expressly not population forecasts. This supplement does not alter the text of the preceding proposal.</w:t>
       </w:r>
     </w:p>
+    <w:p>
+      <w:r>
+        <w:br w:type="page"/>
+      </w:r>
+    </w:p>
+    <w:p>
+      <w:pPr>
+        <w:pStyle w:val="Heading1"/>
+      </w:pPr>
+      <w:r>
+        <w:t>Additional Legislative Analysis: Technology Career Disruption and Hidden Housing Instability</w:t>
+      </w:r>
+    </w:p>
+    <w:p>
+      <w:pPr/>
+      <w:r>
+        <w:t>This additional analysis supplements, and does not replace, the preceding proposal. Technology-sector employment can involve frequent employer changes, long hiring processes, restructuring, role elimination, changes in technical requirements, and advancement barriers. None of these events establishes mental illness. A sound homelessness-prevention law should recognize the economic chain between losing a position and losing independent housing, including temporary residence with relatives.</w:t>
+      </w:r>
+    </w:p>
+    <w:p>
+      <w:pPr>
+        <w:pStyle w:val="Heading2"/>
+      </w:pPr>
+      <w:r>
+        <w:t>Career transitions are not automatically misconduct or medical conditions</w:t>
+      </w:r>
+    </w:p>
+    <w:p>
+      <w:pPr/>
+      <w:r>
+        <w:t>In computer and mathematical occupations, the Bureau of Labor Statistics reported median employer tenure of approximately 4.6 years in January 2026. That statistic describes how long current employees have been with their employers; it is not a five-year layoff probability. A two-to-five-year job history can reflect ordinary mobility, better compensation, changed responsibilities, a stalled promotion path, outsourcing, contract completion, or layoffs. An agency should not infer instability of character, psychiatric impairment, or unwillingness to work from the frequency of these transitions.</w:t>
+      </w:r>
+    </w:p>
+    <w:p>
+      <w:pPr/>
+      <w:r>
+        <w:t>For planning purposes only, previously discussed ranges included a 25–40% chance of changing employers over two years and 50–70% over five years; an 8–15% chance of at least one involuntary job loss over two years and 18–30% over five years; and a 10–20% chance of a career exit associated partly with limited advancement or stagnant compensation over two years and 20–35% over five years. These are illustrative judgment ranges, not survey-derived forecasts. They overlap and must never be summed or presented as official estimates in a legislative fiscal note. Any bill should require validated longitudinal evidence before assigning population-wide probabilities.</w:t>
+      </w:r>
+    </w:p>
+    <w:p>
+      <w:pPr>
+        <w:pStyle w:val="Heading2"/>
+      </w:pPr>
+      <w:r>
+        <w:t>Layoffs, abolished positions, and declining replacement earnings</w:t>
+      </w:r>
+    </w:p>
+    <w:p>
+      <w:pPr/>
+      <w:r>
+        <w:t>The Bureau of Labor Statistics worker-displacement findings for 2023–2025 indicate that approximately 44.4% of displaced long-tenured workers lost positions because a position or shift was abolished, and approximately 32.6% because of a company closure or move. These shares describe reasons among displaced workers, not the likelihood of displacement among all tech workers. Among reemployed full-time displaced long-tenured workers, roughly 49% earned at least as much as before displacement. These findings support an employment-recovery approach that considers wage replacement and job quality, not merely whether any job has been obtained.</w:t>
+      </w:r>
+    </w:p>
+    <w:p>
+      <w:pPr/>
+      <w:r>
+        <w:t>Private industry trackers have reported large numbers of technology-company layoffs, including an approximately 127,000 US tech-company layoff count for 2025 attributed to Crunchbase. Such counts are not a probability for an individual employee, may use different definitions, and should be independently verified before being used as statutory findings. The relevant policy question is whether a documented layoff or reduction in earnings creates an immediate risk of housing loss.</w:t>
+      </w:r>
+    </w:p>
+    <w:p>
+      <w:pPr>
+        <w:pStyle w:val="Heading2"/>
+      </w:pPr>
+      <w:r>
+        <w:t>Stagnant leveling systems and the forced choice to move</w:t>
+      </w:r>
+    </w:p>
+    <w:p>
+      <w:pPr/>
+      <w:r>
+        <w:t>Technology workers may leave a job not because they refuse employment, but because an employer has no meaningful advancement ladder, limits internal transfers, fails to update pay bands, eliminates specialist roles, or requires workers to move to remain competitive. Skill specialization can also narrow the number of comparable openings during a downturn. A prevention program should distinguish a reasonable career transition from a voluntary refusal of available suitable work, and should assess the wages, location, accommodations, and stability of proposed replacement jobs.</w:t>
+      </w:r>
+    </w:p>
+    <w:p>
+      <w:pPr>
+        <w:pStyle w:val="Heading2"/>
+      </w:pPr>
+      <w:r>
+        <w:t>The full pathway from job loss to hidden displacement</w:t>
+      </w:r>
+    </w:p>
+    <w:p>
+      <w:pPr/>
+      <w:r>
+        <w:t>The typical sequence may be: job elimination or an unsustainable role; loss of wages and benefits; job search lasting longer than expected; savings depletion; arrears on rent, mortgage, utilities, insurance, or transportation; acceptance of lower-paid work or liquidation of assets; a temporary move into a relative’s spare room; and, if that arrangement fails, shelter entry or unsheltered homelessness. Some households skip stages, and many avoid literal homelessness because family members can help. The absence of a shelter stay is not evidence that the underlying economic crisis did not occur.</w:t>
+      </w:r>
+    </w:p>
+    <w:p>
+      <w:pPr/>
+      <w:r>
+        <w:t>For example, a worker previously earning $90,000 who faces $3,000 in essential monthly costs and receives $1,000 in monthly replacement income would have a $2,000 monthly deficit. Savings of $9,000 would cover approximately 4.5 months at that rate, before unplanned expenses. This is an arithmetic illustration, not a typical worker profile or a measured probability of homelessness. A person moving in with relatives during that period may have avoided an eviction filing while still having lost independent housing.</w:t>
+      </w:r>
+    </w:p>
+    <w:p>
+      <w:pPr>
+        <w:pStyle w:val="Heading2"/>
+      </w:pPr>
+      <w:r>
+        <w:t>Housing risk is not the same as homelessness incidence</w:t>
+      </w:r>
+    </w:p>
+    <w:p>
+      <w:pPr/>
+      <w:r>
+        <w:t>Reported national renter indicators discussed in this proposal include approximately 23% of renter households behind on rent at some point during 2025, with reported comparisons near 17% among renters earning $50,000–$99,999 and 5% among those earning $100,000 or more. These are not tech-specific estimates and are not the probability that a laid-off worker becomes homeless. Likewise, a roughly 2% renter measure for moving due to eviction or threat and high mortgage-current rates describe different outcomes and populations. Legislative reporting should keep rent delinquency, eviction, foreclosure, doubled-up residence, shelter use, and unsheltered homelessness separate.</w:t>
+      </w:r>
+    </w:p>
+    <w:p>
+      <w:pPr>
+        <w:pStyle w:val="Heading2"/>
+      </w:pPr>
+      <w:r>
+        <w:t>Statutory application: economic displacement screening</w:t>
+      </w:r>
+    </w:p>
+    <w:p>
+      <w:pPr/>
+      <w:r>
+        <w:t>A participating agency should document recent employer separation, loss of benefits, reduction in wages, length of unemployment, relevant skills and experience, local job-market fit, transportation, childcare, debt obligations, available savings, housing-payment arrears, and whether the person is temporarily staying with family or friends because they cannot afford independent housing. The agency should offer rapid reemployment services, wage-appropriate placement, retraining when justified, rental or mortgage-loss prevention where authorized, and benefits navigation. Any mental-health referral must rest on an individualized clinical indication rather than the existence of homelessness or a technology-industry layoff.</w:t>
+      </w:r>
+    </w:p>
+    <w:p>
+      <w:pPr/>
+      <w:r>
+        <w:t>A household temporarily residing with relatives should be eligible for a documented prevention assessment even if it does not qualify as literally homeless under a particular federal program definition. Eligibility for specific housing programs must still follow applicable law. Reporting should track whether the household restores sustainable independent housing, remains safely and voluntarily doubled up, or experiences a later housing crisis, while avoiding double counting.</w:t>
+      </w:r>
+    </w:p>
+    <w:p>
+      <w:pPr>
+        <w:pStyle w:val="Heading2"/>
+      </w:pPr>
+      <w:r>
+        <w:t>Evaluation and source safeguards</w:t>
+      </w:r>
+    </w:p>
+    <w:p>
+      <w:pPr/>
+      <w:r>
+        <w:t>Legislative evaluation should compare time to suitable reemployment, earnings restored relative to prior wages, benefit access, eviction prevention, sustained housing at six and twelve months, and the frequency of involuntary doubled-up arrangements. Separate analyses should be reported for workers who can work immediately, those who need accommodations or training, and those who cannot work. The program should not condition emergency safety or clinically necessary treatment on a work target.</w:t>
+      </w:r>
+    </w:p>
+    <w:p>
+      <w:pPr/>
+      <w:r>
+        <w:t>Source references for verification: U.S. Bureau of Labor Statistics, Employee Tenure Summary (https://www.bls.gov/news.release/tenure.toc.htm); U.S. Bureau of Labor Statistics, Worker Displacement (https://www.bls.gov/news.release/disp.toc.htm); U.S. Census Bureau, Household Trends and Outlook Survey (https://www.census.gov/data/experimental-data-products/household-trends-and-outlook-survey.html); U.S. Department of Housing and Urban Development, Annual Homeless Assessment Report (https://www.huduser.gov/portal/datasets/ahar.html). Figures and third-party layoff counts should be checked against primary releases before formal legislative introduction.</w:t>
+      </w:r>
+    </w:p>
     <w:sectPr>
       <w:footerReference w:type="default" r:id="rId9"/>
       <w:pgSz w:w="12240" w:h="15840"/>

--- a/LocalImages/Blair_Page_Work_and_Stability_Pathways_Legislative_Proposal_Revised.docx
+++ b/LocalImages/Blair_Page_Work_and_Stability_Pathways_Legislative_Proposal_Revised.docx
@@ -983,6 +983,146 @@
         <w:t>Source references for verification: U.S. Bureau of Labor Statistics, Employee Tenure Summary (https://www.bls.gov/news.release/tenure.toc.htm); U.S. Bureau of Labor Statistics, Worker Displacement (https://www.bls.gov/news.release/disp.toc.htm); U.S. Census Bureau, Household Trends and Outlook Survey (https://www.census.gov/data/experimental-data-products/household-trends-and-outlook-survey.html); U.S. Department of Housing and Urban Development, Annual Homeless Assessment Report (https://www.huduser.gov/portal/datasets/ahar.html). Figures and third-party layoff counts should be checked against primary releases before formal legislative introduction.</w:t>
       </w:r>
     </w:p>
+    <w:p>
+      <w:pPr>
+        <w:pStyle w:val="Heading1"/>
+      </w:pPr>
+      <w:r>
+        <w:t>Policy Comparison and Legislative Rationale: Outcomes Before Prescribed Interventions</w:t>
+      </w:r>
+    </w:p>
+    <w:p>
+      <w:pPr>
+        <w:pStyle w:val="Heading2"/>
+      </w:pPr>
+      <w:r>
+        <w:t>Shared public objectives do not establish a universal service requirement</w:t>
+      </w:r>
+    </w:p>
+    <w:p>
+      <w:r>
+        <w:t>Federal homelessness initiatives emphasizing recovery, self-sufficiency, coordination, and accountability raise legitimate questions about whether public spending produces durable results. The Work and Stability Pathways proposal incorporates those objectives but requires agencies to establish which intervention addresses the person’s documented circumstances. Agreement on a goal does not establish that treatment, housing, or employment should be a mandatory first step for every household.</w:t>
+      </w:r>
+    </w:p>
+    <w:p>
+      <w:pPr>
+        <w:pStyle w:val="Heading2"/>
+      </w:pPr>
+      <w:r>
+        <w:t>Economic displacement must be assessed independently of clinical need</w:t>
+      </w:r>
+    </w:p>
+    <w:p>
+      <w:r>
+        <w:t>A worker who loses a position to restructuring, spends months seeking comparable employment, and moves into a relative’s home may be experiencing serious housing instability without meeting criteria for psychiatric treatment. The proposal therefore separates assessment of income loss, employment history, affordability, family arrangements, disability, and health conditions. A clinical referral is appropriate when supported by an individual assessment, not merely by a housing status or job-loss history.</w:t>
+      </w:r>
+    </w:p>
+    <w:p>
+      <w:pPr>
+        <w:pStyle w:val="Heading2"/>
+      </w:pPr>
+      <w:r>
+        <w:t>Evidence on Housing First warrants preservation of effective services</w:t>
+      </w:r>
+    </w:p>
+    <w:p>
+      <w:r>
+        <w:t>Research on Housing First generally reports improved housing stability among studied populations, including people with substantial service needs. Those findings should not be erased by a change in federal program priorities. Equally, improved housing retention alone does not resolve every participant’s employment, income, disability, or healthcare needs. The proposal calls for a coordinated, needs-based pathway and evaluation of both housing outcomes and economic recovery rather than a categorical replacement of one model with another.</w:t>
+      </w:r>
+    </w:p>
+    <w:p>
+      <w:pPr>
+        <w:pStyle w:val="Heading2"/>
+      </w:pPr>
+      <w:r>
+        <w:t>Employment assistance must be realistic, paid, and matched to skills</w:t>
+      </w:r>
+    </w:p>
+    <w:p>
+      <w:r>
+        <w:t>The technology-sector example illustrates why an unemployed person may require professional job placement, retraining, wage-replacement assistance, or short-term housing prevention rather than a generic work requirement. Median employer tenure does not equal a layoff probability, and illustrative job-change ranges must not be treated as official population estimates. Eligibility decisions should consider hiring timelines, local wages, transportation, caregiving, disability accommodations, and the availability of suitable work. A participant should not be penalized for a labor-market mismatch outside their control.</w:t>
+      </w:r>
+    </w:p>
+    <w:p>
+      <w:pPr>
+        <w:pStyle w:val="Heading2"/>
+      </w:pPr>
+      <w:r>
+        <w:t>Fiscal accountability requires comparable, verified costs</w:t>
+      </w:r>
+    </w:p>
+    <w:p>
+      <w:r>
+        <w:t>High-cost emergency psychiatric care can justify a review of whether earlier housing or income intervention might have prevented some crisis utilization; it does not justify withholding medically necessary treatment. The proposal’s $45,000 scenario is an illustrative comparison, not a typical price for a single psychiatric hold or proof of guaranteed savings. A fiscal note should distinguish charges from actual public expenditures, compare like populations, account for overlapping services, and track repeat hospitalization, housing retention, employment, and overall costs over time.</w:t>
+      </w:r>
+    </w:p>
+    <w:p>
+      <w:pPr>
+        <w:pStyle w:val="Heading2"/>
+      </w:pPr>
+      <w:r>
+        <w:t>Hidden housing displacement belongs in prevention reporting</w:t>
+      </w:r>
+    </w:p>
+    <w:p>
+      <w:r>
+        <w:t>A person who temporarily stays with family after a layoff may avoid a shelter admission while still losing independent housing. This outcome should be counted separately from federally defined homelessness and from formal eviction. Recording doubled-up living arrangements, depleted savings, rent arrears, mortgage delinquency, and prevented displacement would give lawmakers a fuller picture of economic instability without inflating official homelessness counts.</w:t>
+      </w:r>
+    </w:p>
+    <w:p>
+      <w:pPr>
+        <w:pStyle w:val="Heading2"/>
+      </w:pPr>
+      <w:r>
+        <w:t>Recommended legislative safeguard</w:t>
+      </w:r>
+    </w:p>
+    <w:p>
+      <w:r>
+        <w:t>No applicant shall be presumed to require psychiatric or substance-use treatment solely because of homelessness, housing instability, unemployment, or temporary residence with relatives. Participating agencies shall offer an individualized assessment and document the factual basis for each recommended intervention. Medically necessary services, disability protections, and emergency housing access shall not be withheld solely for failure to complete an employment or treatment pathway, except where an independently applicable legal standard requires otherwise.</w:t>
+      </w:r>
+    </w:p>
+    <w:p>
+      <w:pPr>
+        <w:pStyle w:val="Heading2"/>
+      </w:pPr>
+      <w:r>
+        <w:t>Evidence standard for legislative consideration</w:t>
+      </w:r>
+    </w:p>
+    <w:p>
+      <w:r>
+        <w:t>The legislature should request a jurisdiction-specific fiscal note and a prospective pilot with independent evaluation. Published federal statistics, private layoff counts, program research, and hypothetical scenarios should be identified separately. Historical public statements by political officials may establish stated priorities or context, but do not by themselves demonstrate policy effectiveness. This framework allows the proposal to be judged on measurable results rather than on allegiance to any administration’s preferred label.</w:t>
+      </w:r>
+    </w:p>
+    <w:p>
+      <w:pPr>
+        <w:pStyle w:val="Heading2"/>
+      </w:pPr>
+      <w:r>
+        <w:t>Reference points for committee verification</w:t>
+      </w:r>
+    </w:p>
+    <w:p>
+      <w:r>
+        <w:t>U.S. Bureau of Labor Statistics, Employee Tenure Summary: https://www.bls.gov/news.release/tenure.toc.htm</w:t>
+      </w:r>
+    </w:p>
+    <w:p>
+      <w:r>
+        <w:t>U.S. Bureau of Labor Statistics, Displaced Workers Summary: https://www.bls.gov/news.release/disp.toc.htm</w:t>
+      </w:r>
+    </w:p>
+    <w:p>
+      <w:r>
+        <w:t>U.S. Department of Housing and Urban Development, Annual Homeless Assessment Report resources: https://www.huduser.gov/portal/datasets/ahar.html</w:t>
+      </w:r>
+    </w:p>
+    <w:p>
+      <w:r>
+        <w:t>National Academies of Sciences, Engineering, and Medicine, Permanent Supportive Housing: https://nap.nationalacademies.org/catalog/25133/permanent-supportive-housing-evaluating-the-evidence-for-improving-health-outcomes</w:t>
+      </w:r>
+    </w:p>
     <w:sectPr>
       <w:footerReference w:type="default" r:id="rId9"/>
       <w:pgSz w:w="12240" w:h="15840"/>
